--- a/docs/メール設定マニュアル_iPhone_Android_PC.docx
+++ b/docs/メール設定マニュアル_iPhone_Android_PC.docx
@@ -70,7 +70,7 @@
           <w:b w:val="0"/>
           <w:sz w:val="21"/>
         </w:rPr>
-        <w:t>会社のメールを、お使いの端末で送受信できるようにする手順書です。</w:t>
+        <w:t>本書は、会社のメールを各端末で送受信するための設定手順書です。</w:t>
       </w:r>
     </w:p>
     <w:p>
@@ -83,7 +83,7 @@
           <w:b w:val="0"/>
           <w:sz w:val="21"/>
         </w:rPr>
-        <w:t>設定は 5〜10分で終わります。まず①の表を見て、②〜④のうちお使いの端末のページだけ進めてください。</w:t>
+        <w:t>①の設定情報をご用意のうえ、②〜④のうち該当する端末の手順をご覧ください。</w:t>
       </w:r>
     </w:p>
     <w:p>
@@ -100,7 +100,7 @@
           <w:color w:val="0F356E"/>
           <w:sz w:val="28"/>
         </w:rPr>
-        <w:t>① 入力するのは、この5つだけ</w:t>
+        <w:t>① 設定情報（最初にご確認ください）</w:t>
       </w:r>
     </w:p>
     <w:tbl>
@@ -209,7 +209,7 @@
                 <w:b w:val="0"/>
                 <w:sz w:val="19"/>
               </w:rPr>
-              <w:t>メールのパスワード（別紙「メール設定一覧」をご覧ください）</w:t>
+              <w:t>メールのパスワード（別紙「メール設定一覧」に記載）</w:t>
             </w:r>
           </w:p>
         </w:tc>
@@ -241,7 +241,7 @@
                 <w:b w:val="0"/>
                 <w:sz w:val="19"/>
               </w:rPr>
-              <w:t>v2008.coreserver.jp　★受信・送信とも同じ</w:t>
+              <w:t>v2008.coreserver.jp（受信・送信とも同じ）</w:t>
             </w:r>
           </w:p>
         </w:tc>
@@ -273,7 +273,7 @@
                 <w:b w:val="0"/>
                 <w:sz w:val="19"/>
               </w:rPr>
-              <w:t>info@village2024.jp　★メールアドレスをそのまま入れます</w:t>
+              <w:t>info@village2024.jp（メールアドレスをそのまま入力）</w:t>
             </w:r>
           </w:p>
         </w:tc>
@@ -305,7 +305,7 @@
                 <w:b w:val="0"/>
                 <w:sz w:val="19"/>
               </w:rPr>
-              <w:t>IMAP（アイマップ）を選びます</w:t>
+              <w:t>IMAP（アイマップ）</w:t>
             </w:r>
           </w:p>
         </w:tc>
@@ -322,7 +322,7 @@
           <w:color w:val="666666"/>
           <w:sz w:val="18"/>
         </w:rPr>
-        <w:t>★サーバー名は v2008.coreserver.jp です。village2024.jp ではありません。ここが一番の間違いポイントです。</w:t>
+        <w:t>※サーバー名は v2008.coreserver.jp です。独自ドメイン village2024.jp ではありません。誤入力の多い項目のため、ご注意ください。</w:t>
       </w:r>
     </w:p>
     <w:p>
@@ -336,7 +336,7 @@
           <w:color w:val="666666"/>
           <w:sz w:val="18"/>
         </w:rPr>
-        <w:t>★IMAP は、メールをサーバー側に置いておく方式です。スマホとパソコンで同じ受信トレイが見られ、機種を変えても過去のメールが消えません。</w:t>
+        <w:t>※IMAP は、サーバー上でメールを管理する方式です。複数の端末で同じ受信トレイを共有でき、機種変更後も過去のメールを参照できます。</w:t>
       </w:r>
     </w:p>
     <w:p>
@@ -355,7 +355,7 @@
           <w:color w:val="0F356E"/>
           <w:sz w:val="22"/>
         </w:rPr>
-        <w:t>番号（ポート）と暗号化 ― 下の値をそのまま入れてください</w:t>
+        <w:t>ポート番号・暗号化（CoreServer 標準値・変更不要）</w:t>
       </w:r>
     </w:p>
     <w:tbl>
@@ -576,7 +576,7 @@
           <w:color w:val="666666"/>
           <w:sz w:val="18"/>
         </w:rPr>
-        <w:t>つながらないときだけ：受信を 143、送信を 587 に変え、暗号化は STARTTLS を選びます。（143 と SSL/TLS の組み合わせは、つながりません）</w:t>
+        <w:t>※接続できない場合の代替値：受信 143／送信 587（暗号化は STARTTLS を選択）。なお 143 と SSL/TLS の組み合わせでは接続できません。</w:t>
       </w:r>
     </w:p>
     <w:p>
@@ -606,7 +606,7 @@
           <w:b w:val="0"/>
           <w:sz w:val="21"/>
         </w:rPr>
-        <w:t>iPhone に最初から入っている「メール」アプリで受信できるようにします。</w:t>
+        <w:t>iPhone に標準搭載の「メール」アプリを使用します。</w:t>
       </w:r>
     </w:p>
     <w:p>
@@ -619,7 +619,7 @@
           <w:b w:val="0"/>
           <w:sz w:val="21"/>
         </w:rPr>
-        <w:t>1. 「設定」（歯車のマーク）を開きます。</w:t>
+        <w:t>1. 「設定」（歯車のアイコン）を開きます。</w:t>
       </w:r>
     </w:p>
     <w:p>
@@ -632,7 +632,7 @@
           <w:b w:val="0"/>
           <w:sz w:val="21"/>
         </w:rPr>
-        <w:t>2. 下へスクロールし「アプリ」→「メール」を選びます。（機種により「メール」が直接ある場合も）</w:t>
+        <w:t>2. 「アプリ」→「メール」を選択します。（iOS のバージョンにより「メール」が直下にある場合があります）</w:t>
       </w:r>
     </w:p>
     <w:p>
@@ -645,7 +645,7 @@
           <w:b w:val="0"/>
           <w:sz w:val="21"/>
         </w:rPr>
-        <w:t>3. 「メールアカウント」→「アカウントを追加」を押します。</w:t>
+        <w:t>3. 「メールアカウント」→「アカウントを追加」を選択します。</w:t>
       </w:r>
     </w:p>
     <w:p>
@@ -658,7 +658,7 @@
           <w:b w:val="0"/>
           <w:sz w:val="21"/>
         </w:rPr>
-        <w:t>4. 「その他」→「メールアカウントを追加」を押します。</w:t>
+        <w:t>4. 「その他」→「メールアカウントを追加」を選択します。</w:t>
       </w:r>
     </w:p>
     <w:p>
@@ -671,7 +671,7 @@
           <w:b w:val="0"/>
           <w:sz w:val="21"/>
         </w:rPr>
-        <w:t>5. 名前（例：ヴィレッジ）・メール・パスワード・説明（例：会社メール）を入れて「次へ」。</w:t>
+        <w:t>5. 名前（例：ヴィレッジ）・メール・パスワード・説明（例：会社メール）を入力し「次へ」。</w:t>
       </w:r>
     </w:p>
     <w:p>
@@ -684,7 +684,7 @@
           <w:b w:val="0"/>
           <w:sz w:val="21"/>
         </w:rPr>
-        <w:t>6. 上のタブが「IMAP」になっているか確認します。</w:t>
+        <w:t>6. 画面上部のタブが「IMAP」になっていることを確認します。</w:t>
       </w:r>
     </w:p>
     <w:p>
@@ -697,7 +697,7 @@
           <w:b w:val="0"/>
           <w:sz w:val="21"/>
         </w:rPr>
-        <w:t>7. 「受信メールサーバ」「送信メールサーバ」の両方に、①の サーバー名・ユーザ名・パスワード を入れます。</w:t>
+        <w:t>7. 「受信メールサーバ」「送信メールサーバ」の両方に、①のサーバー名・ユーザ名・パスワードを入力します。</w:t>
       </w:r>
     </w:p>
     <w:p>
@@ -710,7 +710,7 @@
           <w:b w:val="0"/>
           <w:sz w:val="21"/>
         </w:rPr>
-        <w:t>8. 右上の「次へ」→「保存」で完了です。（確認に少し時間がかかります）</w:t>
+        <w:t>8. 右上の「次へ」→「保存」を選択します。確認処理に時間を要する場合があります。</w:t>
       </w:r>
     </w:p>
     <w:p>
@@ -724,7 +724,7 @@
           <w:color w:val="666666"/>
           <w:sz w:val="18"/>
         </w:rPr>
-        <w:t>送信側は「オプション」と書かれていても、ユーザ名とパスワードを必ず入れてください。ここが空だと、受信はできても送信できません。</w:t>
+        <w:t>※送信側が「オプション」と表示されていても、ユーザ名とパスワードは必ず入力してください。未入力の場合、受信はできても送信ができません。</w:t>
       </w:r>
     </w:p>
     <w:p>
@@ -738,7 +738,7 @@
           <w:color w:val="666666"/>
           <w:sz w:val="18"/>
         </w:rPr>
-        <w:t>「サーバの識別情報を検証できません」と出たら「続ける」を押して進めてください。</w:t>
+        <w:t>※「サーバの識別情報を検証できません」と表示された場合は「続ける」を選択してください。</w:t>
       </w:r>
     </w:p>
     <w:p>
@@ -768,7 +768,7 @@
           <w:b w:val="0"/>
           <w:sz w:val="21"/>
         </w:rPr>
-        <w:t>機種による違いが少ない「Gmail」アプリを使います。（普段 Gmail を使っていなくても設定できます）</w:t>
+        <w:t>機種による差異が少ない「Gmail」アプリを使用します。（Gmail のアドレスをお持ちでない場合も設定できます）</w:t>
       </w:r>
     </w:p>
     <w:p>
@@ -794,7 +794,7 @@
           <w:b w:val="0"/>
           <w:sz w:val="21"/>
         </w:rPr>
-        <w:t>2. 右上の丸いアイコン →「別のアカウントを追加」を押します。</w:t>
+        <w:t>2. 右上のアカウントアイコン →「別のアカウントを追加」を選択します。</w:t>
       </w:r>
     </w:p>
     <w:p>
@@ -807,7 +807,7 @@
           <w:b w:val="0"/>
           <w:sz w:val="21"/>
         </w:rPr>
-        <w:t>3. 「その他」を選び、メールアドレスを入れて「次へ」。</w:t>
+        <w:t>3. 「その他」を選択し、メールアドレスを入力して「次へ」。</w:t>
       </w:r>
     </w:p>
     <w:p>
@@ -820,7 +820,7 @@
           <w:b w:val="0"/>
           <w:sz w:val="21"/>
         </w:rPr>
-        <w:t>4. 「個人用（IMAP）」を選び、パスワードを入れて「次へ」。</w:t>
+        <w:t>4. 「個人用（IMAP）」を選択し、パスワードを入力して「次へ」。</w:t>
       </w:r>
     </w:p>
     <w:p>
@@ -833,7 +833,7 @@
           <w:b w:val="0"/>
           <w:sz w:val="21"/>
         </w:rPr>
-        <w:t>5. 「受信サーバーの設定」に、①の ユーザー名・パスワード・サーバー名 を入れ、ポート993／SSL にして「次へ」。</w:t>
+        <w:t>5. 「受信サーバーの設定」に①のユーザー名・パスワード・サーバー名を入力し、ポート993／SSL を選択して「次へ」。</w:t>
       </w:r>
     </w:p>
     <w:p>
@@ -846,7 +846,7 @@
           <w:b w:val="0"/>
           <w:sz w:val="21"/>
         </w:rPr>
-        <w:t>6. 「送信サーバーの設定」で「ログインが必要」をオンにし、同じ値を入れ、ポート465／SSL にして「次へ」。</w:t>
+        <w:t>6. 「送信サーバーの設定」で「ログインが必要」をオンにし、同じ値を入力、ポート465／SSL を選択して「次へ」。</w:t>
       </w:r>
     </w:p>
     <w:p>
@@ -859,7 +859,7 @@
           <w:b w:val="0"/>
           <w:sz w:val="21"/>
         </w:rPr>
-        <w:t>7. 同期の確認画面はそのまま「次へ」。</w:t>
+        <w:t>7. 同期頻度などの確認画面は、そのまま「次へ」。</w:t>
       </w:r>
     </w:p>
     <w:p>
@@ -872,7 +872,7 @@
           <w:b w:val="0"/>
           <w:sz w:val="21"/>
         </w:rPr>
-        <w:t>8. 名前（例：ヴィレッジ）を入れて「次へ」で完了です。</w:t>
+        <w:t>8. 名前（例：ヴィレッジ）を入力し「次へ」を選択します。</w:t>
       </w:r>
     </w:p>
     <w:p>
@@ -886,7 +886,7 @@
           <w:color w:val="666666"/>
           <w:sz w:val="18"/>
         </w:rPr>
-        <w:t>機種によって「個人用（IMAP）」が「IMAP」だけの表示になることがあります。同じ意味です。</w:t>
+        <w:t>※機種により「個人用（IMAP）」が「IMAP」と表示される場合があります。同一の設定です。</w:t>
       </w:r>
     </w:p>
     <w:p>
@@ -916,7 +916,7 @@
           <w:b w:val="0"/>
           <w:sz w:val="21"/>
         </w:rPr>
-        <w:t>無料のメールソフト「Thunderbird（サンダーバード）」を使う方法です。Outlook をお使いの場合は、この下の「Outlook の場合」へ。</w:t>
+        <w:t>無料のメールソフト「Thunderbird（サンダーバード）」を使用する手順です。Outlook をご利用の場合は、下段の「Outlook の場合」をご覧ください。</w:t>
       </w:r>
     </w:p>
     <w:p>
@@ -930,7 +930,7 @@
           <w:color w:val="0F356E"/>
           <w:sz w:val="21"/>
         </w:rPr>
-        <w:t>はじめに（Thunderbird を入れていない場合）</w:t>
+        <w:t>Thunderbird のインストール（未導入の場合）</w:t>
       </w:r>
     </w:p>
     <w:p>
@@ -943,7 +943,7 @@
           <w:b w:val="0"/>
           <w:sz w:val="21"/>
         </w:rPr>
-        <w:t>1. Edge などで「Thunderbird ダウンロード」と検索します。</w:t>
+        <w:t>1. Edge などのブラウザで「Thunderbird ダウンロード」と検索します。</w:t>
       </w:r>
     </w:p>
     <w:p>
@@ -956,7 +956,7 @@
           <w:b w:val="0"/>
           <w:sz w:val="21"/>
         </w:rPr>
-        <w:t>2. 公式サイト（thunderbird.net）から「無料ダウンロード」を押します。</w:t>
+        <w:t>2. 公式サイト（thunderbird.net）から「無料ダウンロード」を選択します。</w:t>
       </w:r>
     </w:p>
     <w:p>
@@ -969,7 +969,7 @@
           <w:b w:val="0"/>
           <w:sz w:val="21"/>
         </w:rPr>
-        <w:t>3. ダウンロードしたファイルを開き、画面の案内どおりに進めます（数分で終わります）。</w:t>
+        <w:t>3. ダウンロードしたファイルを開き、画面の案内に従って進めます。</w:t>
       </w:r>
     </w:p>
     <w:p>
@@ -996,7 +996,7 @@
           <w:b w:val="0"/>
           <w:sz w:val="21"/>
         </w:rPr>
-        <w:t>1. Thunderbird を開きます。</w:t>
+        <w:t>1. Thunderbird を起動します。</w:t>
       </w:r>
     </w:p>
     <w:p>
@@ -1009,7 +1009,7 @@
           <w:b w:val="0"/>
           <w:sz w:val="21"/>
         </w:rPr>
-        <w:t>2. 「新しいアカウントを作成」→「メール」を選びます。</w:t>
+        <w:t>2. 「新しいアカウントを作成」→「メール」を選択します。</w:t>
       </w:r>
     </w:p>
     <w:p>
@@ -1022,7 +1022,7 @@
           <w:b w:val="0"/>
           <w:sz w:val="21"/>
         </w:rPr>
-        <w:t>3. 名前（例：ヴィレッジ）・メールアドレス・パスワードを入れて「続ける」。</w:t>
+        <w:t>3. 名前（例：ヴィレッジ）・メールアドレス・パスワードを入力し「続ける」。</w:t>
       </w:r>
     </w:p>
     <w:p>
@@ -1035,7 +1035,7 @@
           <w:b w:val="0"/>
           <w:sz w:val="21"/>
         </w:rPr>
-        <w:t>4. 自動では正しく入らないため「手動設定」を押し、下の表のとおり入れます。</w:t>
+        <w:t>4. 自動設定では正しく検出されないため「手動設定」を開き、下表のとおり入力します。</w:t>
       </w:r>
     </w:p>
     <w:p>
@@ -1048,7 +1048,7 @@
           <w:b w:val="0"/>
           <w:sz w:val="21"/>
         </w:rPr>
-        <w:t>5. 「再テスト」→「完了」を押します。受信トレイが出れば完了です。</w:t>
+        <w:t>5. 「再テスト」→「完了」を選択します。受信トレイが表示されれば設定完了です。</w:t>
       </w:r>
     </w:p>
     <w:tbl>
@@ -1410,7 +1410,7 @@
           <w:color w:val="666666"/>
           <w:sz w:val="18"/>
         </w:rPr>
-        <w:t>2台目のパソコンも同じ手順です。IMAP なので受信トレイは全端末で共有されます。</w:t>
+        <w:t>※2台目以降のパソコンも同じ手順です。IMAP のため、受信トレイは全端末で共有されます。</w:t>
       </w:r>
     </w:p>
     <w:p>
@@ -1437,7 +1437,7 @@
           <w:b w:val="0"/>
           <w:sz w:val="21"/>
         </w:rPr>
-        <w:t>1. 「ファイル」→「アカウントの追加」を押します。</w:t>
+        <w:t>1. 「ファイル」→「アカウントの追加」を選択します。</w:t>
       </w:r>
     </w:p>
     <w:p>
@@ -1450,7 +1450,7 @@
           <w:b w:val="0"/>
           <w:sz w:val="21"/>
         </w:rPr>
-        <w:t>2. メールアドレスを入れ、「詳細オプション」→「自分で自分のアカウントを手動で設定」にチェックして「接続」。</w:t>
+        <w:t>2. メールアドレスを入力し、「詳細オプション」→「自分で自分のアカウントを手動で設定」にチェックして「接続」。</w:t>
       </w:r>
     </w:p>
     <w:p>
@@ -1463,7 +1463,7 @@
           <w:b w:val="0"/>
           <w:sz w:val="21"/>
         </w:rPr>
-        <w:t>3. 種類は「IMAP」を選びます。</w:t>
+        <w:t>3. 種類は「IMAP」を選択します。</w:t>
       </w:r>
     </w:p>
     <w:p>
@@ -1476,7 +1476,7 @@
           <w:b w:val="0"/>
           <w:sz w:val="21"/>
         </w:rPr>
-        <w:t>4. 受信・送信とも サーバー v2008.coreserver.jp／受信993・送信465／暗号化 SSL/TLS を入れます。</w:t>
+        <w:t>4. 受信・送信ともサーバー v2008.coreserver.jp／受信993・送信465／暗号化 SSL/TLS を入力します。</w:t>
       </w:r>
     </w:p>
     <w:p>
@@ -1489,7 +1489,7 @@
           <w:b w:val="0"/>
           <w:sz w:val="21"/>
         </w:rPr>
-        <w:t>5. パスワードを入れて「接続」。受信トレイが出れば完了です。</w:t>
+        <w:t>5. パスワードを入力し「接続」を選択します。受信トレイが表示されれば設定完了です。</w:t>
       </w:r>
     </w:p>
     <w:p>
@@ -1506,7 +1506,20 @@
           <w:color w:val="0F356E"/>
           <w:sz w:val="28"/>
         </w:rPr>
-        <w:t>⑤ 最後に、送受信テスト</w:t>
+        <w:t>⑤ 送受信テスト</w:t>
+      </w:r>
+    </w:p>
+    <w:p>
+      <w:pPr>
+        <w:spacing w:after="60" w:before="0"/>
+      </w:pPr>
+      <w:r>
+        <w:rPr>
+          <w:rFonts w:ascii="Meiryo UI" w:hAnsi="Meiryo UI" w:eastAsia="Meiryo UI"/>
+          <w:b w:val="0"/>
+          <w:sz w:val="21"/>
+        </w:rPr>
+        <w:t>設定後、受信・送信の両方をご確認ください。</w:t>
       </w:r>
     </w:p>
     <w:p>
@@ -1519,7 +1532,7 @@
           <w:b w:val="0"/>
           <w:sz w:val="21"/>
         </w:rPr>
-        <w:t>1. 受信：個人のメール（Gmail など）から会社アドレス宛に送り、届くか見ます。</w:t>
+        <w:t>1. 受信：他のメールアドレス（個人の Gmail など）から会社アドレス宛に送信し、受信を確認します。</w:t>
       </w:r>
     </w:p>
     <w:p>
@@ -1532,7 +1545,7 @@
           <w:b w:val="0"/>
           <w:sz w:val="21"/>
         </w:rPr>
-        <w:t>2. 送信：会社アドレスから個人のメール宛に送り、届くか見ます。</w:t>
+        <w:t>2. 送信：会社アドレスから他のメールアドレス宛に送信し、到着を確認します。</w:t>
       </w:r>
     </w:p>
     <w:p>
@@ -1546,7 +1559,7 @@
           <w:color w:val="666666"/>
           <w:sz w:val="18"/>
         </w:rPr>
-        <w:t>両方届けば設定完了です。片方だけ失敗する場合は、次の表をご覧ください。</w:t>
+        <w:t>※両方が確認できれば設定完了です。いずれかに失敗する場合は⑥をご確認ください。</w:t>
       </w:r>
     </w:p>
     <w:p>
@@ -1563,7 +1576,7 @@
           <w:color w:val="0F356E"/>
           <w:sz w:val="28"/>
         </w:rPr>
-        <w:t>⑥ 困ったときは</w:t>
+        <w:t>⑥ トラブル対応</w:t>
       </w:r>
     </w:p>
     <w:tbl>
@@ -1591,7 +1604,7 @@
                 <w:color w:val="FFFFFF"/>
                 <w:sz w:val="20"/>
               </w:rPr>
-              <w:t>こんなとき</w:t>
+              <w:t>症状・ご質問</w:t>
             </w:r>
           </w:p>
         </w:tc>
@@ -1608,7 +1621,7 @@
                 <w:color w:val="FFFFFF"/>
                 <w:sz w:val="20"/>
               </w:rPr>
-              <w:t>ここを見てください</w:t>
+              <w:t>確認する項目</w:t>
             </w:r>
           </w:p>
         </w:tc>
@@ -1625,7 +1638,7 @@
                 <w:b w:val="0"/>
                 <w:sz w:val="19"/>
               </w:rPr>
-              <w:t>受信できるが、送信できない</w:t>
+              <w:t>受信はできるが、送信できない</w:t>
             </w:r>
           </w:p>
         </w:tc>
@@ -1640,7 +1653,7 @@
                 <w:b w:val="0"/>
                 <w:sz w:val="19"/>
               </w:rPr>
-              <w:t>送信の「認証（ログインが必要）」がオフ。または送信ポートを 465 ⇔ 587 に変える。</w:t>
+              <w:t>送信の「認証（ログインが必要）」がオフになっていないか確認。または送信ポートを 465 ⇔ 587 で切替。</w:t>
             </w:r>
           </w:p>
         </w:tc>
@@ -1657,7 +1670,7 @@
                 <w:b w:val="0"/>
                 <w:sz w:val="19"/>
               </w:rPr>
-              <w:t>送信できるが、受信できない</w:t>
+              <w:t>送信はできるが、受信できない</w:t>
             </w:r>
           </w:p>
         </w:tc>
@@ -1672,7 +1685,7 @@
                 <w:b w:val="0"/>
                 <w:sz w:val="19"/>
               </w:rPr>
-              <w:t>受信のサーバー名・ポート993・暗号化オン・パスワードを見直す。</w:t>
+              <w:t>受信のサーバー名・ポート993・暗号化（オン）・パスワードを再確認。</w:t>
             </w:r>
           </w:p>
         </w:tc>
@@ -1689,7 +1702,7 @@
                 <w:b w:val="0"/>
                 <w:sz w:val="19"/>
               </w:rPr>
-              <w:t>「接続できません」と出る</w:t>
+              <w:t>「接続できません」と表示される</w:t>
             </w:r>
           </w:p>
         </w:tc>
@@ -1704,7 +1717,7 @@
                 <w:b w:val="0"/>
                 <w:sz w:val="19"/>
               </w:rPr>
-              <w:t>サーバー名の打ち間違いが多いです。v2008.coreserver.jp で合っているか確認。</w:t>
+              <w:t>サーバー名の誤入力が主な原因です。v2008.coreserver.jp で相違ないか確認。</w:t>
             </w:r>
           </w:p>
         </w:tc>
@@ -1721,7 +1734,7 @@
                 <w:b w:val="0"/>
                 <w:sz w:val="19"/>
               </w:rPr>
-              <w:t>ポート143 でつながらない</w:t>
+              <w:t>ポート143 で接続できない</w:t>
             </w:r>
           </w:p>
         </w:tc>
@@ -1736,7 +1749,7 @@
                 <w:b w:val="0"/>
                 <w:sz w:val="19"/>
               </w:rPr>
-              <w:t>143 は暗号化を STARTTLS に。おすすめは 993＋SSL/TLS。</w:t>
+              <w:t>143 の場合は暗号化を STARTTLS に変更。推奨は 993＋SSL/TLS。</w:t>
             </w:r>
           </w:p>
         </w:tc>
@@ -1753,7 +1766,7 @@
                 <w:b w:val="0"/>
                 <w:sz w:val="19"/>
               </w:rPr>
-              <w:t>パスワードが分からない</w:t>
+              <w:t>パスワードが不明</w:t>
             </w:r>
           </w:p>
         </w:tc>
@@ -1785,7 +1798,7 @@
                 <w:b w:val="0"/>
                 <w:sz w:val="19"/>
               </w:rPr>
-              <w:t>スマホとパソコンで同じメールを見たい</w:t>
+              <w:t>複数端末で同じメールを参照したい</w:t>
             </w:r>
           </w:p>
         </w:tc>
@@ -1800,7 +1813,7 @@
                 <w:b w:val="0"/>
                 <w:sz w:val="19"/>
               </w:rPr>
-              <w:t>本書どおり IMAP で設定すれば、そのまま共有されます。</w:t>
+              <w:t>本書のとおり IMAP で設定すれば、受信トレイは共有されます。</w:t>
             </w:r>
           </w:p>
         </w:tc>
@@ -1817,7 +1830,7 @@
                 <w:b w:val="0"/>
                 <w:sz w:val="19"/>
               </w:rPr>
-              <w:t>機種を変えるとメールは消える？</w:t>
+              <w:t>機種変更でメールは消えるか</w:t>
             </w:r>
           </w:p>
         </w:tc>
@@ -1832,7 +1845,7 @@
                 <w:b w:val="0"/>
                 <w:sz w:val="19"/>
               </w:rPr>
-              <w:t>消えません。新しい端末で同じ設定をすれば、過去のメールも見られます。</w:t>
+              <w:t>消えません。新しい端末で同じ設定を行えば、過去のメールも参照できます。</w:t>
             </w:r>
           </w:p>
         </w:tc>
